--- a/pr-preview/pr-28/chapters/github-tracked-changes.docx
+++ b/pr-preview/pr-28/chapters/github-tracked-changes.docx
@@ -16,7 +16,7 @@
       </w:pPr>
       <w:del w:id="1" w:author="PR Preview" w:date="2026-01-01T00:00:00Z">
         <w:r>
-          <w:delText xml:space="preserve">Last modified: 2026-10-12 21:28:22 (PDT)</w:delText>
+          <w:delText xml:space="preserve">Last modified: 2026-10-14 01:49:27 (PDT)</w:delText>
         </w:r>
       </w:del>
     </w:p>
@@ -26,7 +26,7 @@
       </w:pPr>
       <w:ins w:id="2" w:author="PR Preview" w:date="2026-01-01T00:00:00Z">
         <w:r>
-          <w:t xml:space="preserve">Last modified: 2026-10-14 01:44:13 (PDT)</w:t>
+          <w:t xml:space="preserve">Last modified: 2026-10-14 01:53:35 (PDT)</w:t>
         </w:r>
       </w:ins>
     </w:p>

--- a/pr-preview/pr-28/chapters/github-tracked-changes.docx
+++ b/pr-preview/pr-28/chapters/github-tracked-changes.docx
@@ -16,7 +16,7 @@
       </w:pPr>
       <w:del w:id="1" w:author="PR Preview" w:date="2026-01-01T00:00:00Z">
         <w:r>
-          <w:delText xml:space="preserve">Last modified: 2026-10-14 01:49:27 (PDT)</w:delText>
+          <w:delText xml:space="preserve">Last modified: 2026-10-14 03:38:56 (PDT)</w:delText>
         </w:r>
       </w:del>
     </w:p>
@@ -26,7 +26,7 @@
       </w:pPr>
       <w:ins w:id="2" w:author="PR Preview" w:date="2026-01-01T00:00:00Z">
         <w:r>
-          <w:t xml:space="preserve">Last modified: 2026-10-14 01:53:35 (PDT)</w:t>
+          <w:t xml:space="preserve">Last modified: 2026-10-14 04:01:08 (PDT)</w:t>
         </w:r>
       </w:ins>
     </w:p>
@@ -2662,201 +2662,67 @@
       <w:pPr>
         <w:pStyle w:val="FirstParagraph"/>
       </w:pPr>
-      <w:del w:id="3" w:author="PR Preview" w:date="2026-01-01T00:00:00Z">
+      <w:r>
+        <w:t xml:space="preserve">Recommended pull request roles,</w:t>
+      </w:r>
+      <w:r>
+        <w:t xml:space="preserve"> </w:t>
+      </w:r>
+      <w:r>
+        <w:t xml:space="preserve">author and reviewer expectations,</w:t>
+      </w:r>
+      <w:r>
+        <w:t xml:space="preserve"> </w:t>
+      </w:r>
+      <w:hyperlink r:id="rId43">
         <w:r>
-          <w:delText xml:space="preserve">The lab’s pull request roles,</w:delText>
+          <w:rPr>
+            <w:rStyle w:val="Hyperlink"/>
+          </w:rPr>
+          <w:t xml:space="preserve">stacked pull requests</w:t>
         </w:r>
-      </w:del>
-      <w:del w:id="4" w:author="PR Preview" w:date="2026-01-01T00:00:00Z">
+      </w:hyperlink>
+      <w:r>
+        <w:t xml:space="preserve">,</w:t>
+      </w:r>
+      <w:r>
+        <w:t xml:space="preserve"> </w:t>
+      </w:r>
+      <w:r>
+        <w:t xml:space="preserve">and review-response protocol</w:t>
+      </w:r>
+      <w:r>
+        <w:t xml:space="preserve"> </w:t>
+      </w:r>
+      <w:r>
+        <w:t xml:space="preserve">are consolidated in</w:t>
+      </w:r>
+      <w:r>
+        <w:t xml:space="preserve"> </w:t>
+      </w:r>
+      <w:hyperlink r:id="rId44">
         <w:r>
-          <w:delText xml:space="preserve"> </w:delText>
+          <w:rPr>
+            <w:rStyle w:val="Hyperlink"/>
+          </w:rPr>
+          <w:t xml:space="preserve">Collaborative Software Development</w:t>
         </w:r>
-      </w:del>
-      <w:del w:id="5" w:author="PR Preview" w:date="2026-01-01T00:00:00Z">
-        <w:r>
-          <w:delText xml:space="preserve">author and reviewer expectations,</w:delText>
-        </w:r>
-      </w:del>
-      <w:del w:id="6" w:author="PR Preview" w:date="2026-01-01T00:00:00Z">
-        <w:r>
-          <w:delText xml:space="preserve"> </w:delText>
-        </w:r>
-      </w:del>
-      <w:hyperlink r:id="rId43">
-        <w:del w:id="7" w:author="PR Preview" w:date="2026-01-01T00:00:00Z">
-          <w:r>
-            <w:rPr>
-              <w:rStyle w:val="Hyperlink"/>
-            </w:rPr>
-            <w:delText xml:space="preserve">stacked pull requests</w:delText>
-          </w:r>
-        </w:del>
       </w:hyperlink>
-      <w:del w:id="8" w:author="PR Preview" w:date="2026-01-01T00:00:00Z">
-        <w:r>
-          <w:delText xml:space="preserve">,</w:delText>
-        </w:r>
-      </w:del>
-      <w:del w:id="9" w:author="PR Preview" w:date="2026-01-01T00:00:00Z">
-        <w:r>
-          <w:delText xml:space="preserve"> </w:delText>
-        </w:r>
-      </w:del>
-      <w:del w:id="10" w:author="PR Preview" w:date="2026-01-01T00:00:00Z">
-        <w:r>
-          <w:delText xml:space="preserve">and review-response protocol</w:delText>
-        </w:r>
-      </w:del>
-      <w:del w:id="11" w:author="PR Preview" w:date="2026-01-01T00:00:00Z">
-        <w:r>
-          <w:delText xml:space="preserve"> </w:delText>
-        </w:r>
-      </w:del>
-      <w:del w:id="12" w:author="PR Preview" w:date="2026-01-01T00:00:00Z">
-        <w:r>
-          <w:delText xml:space="preserve">are consolidated in</w:delText>
-        </w:r>
-      </w:del>
-      <w:del w:id="13" w:author="PR Preview" w:date="2026-01-01T00:00:00Z">
-        <w:r>
-          <w:delText xml:space="preserve"> </w:delText>
-        </w:r>
-      </w:del>
-      <w:hyperlink r:id="rId44">
-        <w:del w:id="14" w:author="PR Preview" w:date="2026-01-01T00:00:00Z">
-          <w:r>
-            <w:rPr>
-              <w:rStyle w:val="Hyperlink"/>
-            </w:rPr>
-            <w:delText xml:space="preserve">Collaborative Software Development</w:delText>
-          </w:r>
-        </w:del>
-      </w:hyperlink>
-      <w:del w:id="15" w:author="PR Preview" w:date="2026-01-01T00:00:00Z">
-        <w:r>
-          <w:delText xml:space="preserve">.</w:delText>
-        </w:r>
-      </w:del>
-      <w:del w:id="16" w:author="PR Preview" w:date="2026-01-01T00:00:00Z">
-        <w:r>
-          <w:delText xml:space="preserve"> </w:delText>
-        </w:r>
-      </w:del>
-      <w:del w:id="17" w:author="PR Preview" w:date="2026-01-01T00:00:00Z">
-        <w:r>
-          <w:delText xml:space="preserve">This GitHub chapter focuses on Git mechanics</w:delText>
-        </w:r>
-      </w:del>
-      <w:del w:id="18" w:author="PR Preview" w:date="2026-01-01T00:00:00Z">
-        <w:r>
-          <w:delText xml:space="preserve"> </w:delText>
-        </w:r>
-      </w:del>
-      <w:del w:id="19" w:author="PR Preview" w:date="2026-01-01T00:00:00Z">
-        <w:r>
-          <w:delText xml:space="preserve">and GitHub-specific platform features.</w:delText>
-        </w:r>
-      </w:del>
-    </w:p>
-    <w:p>
-      <w:pPr>
-        <w:pStyle w:val="FirstParagraph"/>
-      </w:pPr>
-      <w:ins w:id="20" w:author="PR Preview" w:date="2026-01-01T00:00:00Z">
-        <w:r>
-          <w:t xml:space="preserve">Pull request roles,</w:t>
-        </w:r>
-      </w:ins>
-      <w:ins w:id="21" w:author="PR Preview" w:date="2026-01-01T00:00:00Z">
-        <w:r>
-          <w:t xml:space="preserve"> </w:t>
-        </w:r>
-      </w:ins>
-      <w:ins w:id="22" w:author="PR Preview" w:date="2026-01-01T00:00:00Z">
-        <w:r>
-          <w:t xml:space="preserve">author and reviewer expectations,</w:t>
-        </w:r>
-      </w:ins>
-      <w:ins w:id="23" w:author="PR Preview" w:date="2026-01-01T00:00:00Z">
-        <w:r>
-          <w:t xml:space="preserve"> </w:t>
-        </w:r>
-      </w:ins>
-      <w:hyperlink r:id="rId43">
-        <w:ins w:id="24" w:author="PR Preview" w:date="2026-01-01T00:00:00Z">
-          <w:r>
-            <w:rPr>
-              <w:rStyle w:val="Hyperlink"/>
-            </w:rPr>
-            <w:t xml:space="preserve">stacked pull requests</w:t>
-          </w:r>
-        </w:ins>
-      </w:hyperlink>
-      <w:ins w:id="25" w:author="PR Preview" w:date="2026-01-01T00:00:00Z">
-        <w:r>
-          <w:t xml:space="preserve">,</w:t>
-        </w:r>
-      </w:ins>
-      <w:ins w:id="26" w:author="PR Preview" w:date="2026-01-01T00:00:00Z">
-        <w:r>
-          <w:t xml:space="preserve"> </w:t>
-        </w:r>
-      </w:ins>
-      <w:ins w:id="27" w:author="PR Preview" w:date="2026-01-01T00:00:00Z">
-        <w:r>
-          <w:t xml:space="preserve">and review-response protocol</w:t>
-        </w:r>
-      </w:ins>
-      <w:ins w:id="28" w:author="PR Preview" w:date="2026-01-01T00:00:00Z">
-        <w:r>
-          <w:t xml:space="preserve"> </w:t>
-        </w:r>
-      </w:ins>
-      <w:ins w:id="29" w:author="PR Preview" w:date="2026-01-01T00:00:00Z">
-        <w:r>
-          <w:t xml:space="preserve">are consolidated in</w:t>
-        </w:r>
-      </w:ins>
-      <w:ins w:id="30" w:author="PR Preview" w:date="2026-01-01T00:00:00Z">
-        <w:r>
-          <w:t xml:space="preserve"> </w:t>
-        </w:r>
-      </w:ins>
-      <w:hyperlink r:id="rId44">
-        <w:ins w:id="31" w:author="PR Preview" w:date="2026-01-01T00:00:00Z">
-          <w:r>
-            <w:rPr>
-              <w:rStyle w:val="Hyperlink"/>
-            </w:rPr>
-            <w:t xml:space="preserve">Collaborative Software Development</w:t>
-          </w:r>
-        </w:ins>
-      </w:hyperlink>
-      <w:ins w:id="32" w:author="PR Preview" w:date="2026-01-01T00:00:00Z">
-        <w:r>
-          <w:t xml:space="preserve">.</w:t>
-        </w:r>
-      </w:ins>
-      <w:ins w:id="33" w:author="PR Preview" w:date="2026-01-01T00:00:00Z">
-        <w:r>
-          <w:t xml:space="preserve"> </w:t>
-        </w:r>
-      </w:ins>
-      <w:ins w:id="34" w:author="PR Preview" w:date="2026-01-01T00:00:00Z">
-        <w:r>
-          <w:t xml:space="preserve">This GitHub chapter focuses on Git mechanics</w:t>
-        </w:r>
-      </w:ins>
-      <w:ins w:id="35" w:author="PR Preview" w:date="2026-01-01T00:00:00Z">
-        <w:r>
-          <w:t xml:space="preserve"> </w:t>
-        </w:r>
-      </w:ins>
-      <w:ins w:id="36" w:author="PR Preview" w:date="2026-01-01T00:00:00Z">
-        <w:r>
-          <w:t xml:space="preserve">and GitHub-specific platform features.</w:t>
-        </w:r>
-      </w:ins>
+      <w:r>
+        <w:t xml:space="preserve">.</w:t>
+      </w:r>
+      <w:r>
+        <w:t xml:space="preserve"> </w:t>
+      </w:r>
+      <w:r>
+        <w:t xml:space="preserve">This GitHub chapter focuses on Git mechanics</w:t>
+      </w:r>
+      <w:r>
+        <w:t xml:space="preserve"> </w:t>
+      </w:r>
+      <w:r>
+        <w:t xml:space="preserve">and GitHub-specific platform features.</w:t>
+      </w:r>
     </w:p>
     <w:bookmarkEnd w:id="45"/>
     <w:bookmarkStart w:id="47" w:name="sec-commonly-used-git-commands"/>
@@ -3252,7 +3118,7 @@
                     <w:rPr>
                       <w:rStyle w:val="VerbatimChar"/>
                     </w:rPr>
-                    <w:t xml:space="preserve">git branch --set-upstream-to origin &lt;branch_name&gt;</w:t>
+                    <w:t xml:space="preserve">git branch --set-upstream-to=origin/&lt;branch_name&gt;</w:t>
                   </w:r>
                 </w:p>
               </w:tc>
@@ -3396,7 +3262,7 @@
                     <w:rPr>
                       <w:rStyle w:val="VerbatimChar"/>
                     </w:rPr>
-                    <w:t xml:space="preserve">git merge &lt;branch_name&gt; master</w:t>
+                    <w:t xml:space="preserve">git checkout --track origin/&lt;branch_name&gt;</w:t>
                   </w:r>
                 </w:p>
               </w:tc>
@@ -3408,37 +3274,7 @@
                     <w:jc w:val="center"/>
                   </w:pPr>
                   <w:r>
-                    <w:t xml:space="preserve">switch to branch and merge changes from</w:t>
-                  </w:r>
-                  <w:r>
-                    <w:t xml:space="preserve"> </w:t>
-                  </w:r>
-                  <w:r>
-                    <w:rPr>
-                      <w:rStyle w:val="VerbatimChar"/>
-                    </w:rPr>
-                    <w:t xml:space="preserve">master</w:t>
-                  </w:r>
-                  <w:r>
-                    <w:t xml:space="preserve"> </w:t>
-                  </w:r>
-                  <w:r>
-                    <w:t xml:space="preserve">into</w:t>
-                  </w:r>
-                  <w:r>
-                    <w:t xml:space="preserve"> </w:t>
-                  </w:r>
-                  <w:r>
-                    <w:rPr>
-                      <w:rStyle w:val="VerbatimChar"/>
-                    </w:rPr>
-                    <w:t xml:space="preserve">&lt;branch_name&gt;</w:t>
-                  </w:r>
-                  <w:r>
-                    <w:t xml:space="preserve"> </w:t>
-                  </w:r>
-                  <w:r>
-                    <w:t xml:space="preserve">(one command)</w:t>
+                    <w:t xml:space="preserve">pulls a remote branch and creates a local branch to track it (use when trying to pull someone else’s branch onto your local computer)</w:t>
                   </w:r>
                 </w:p>
               </w:tc>
@@ -3455,7 +3291,7 @@
                     <w:rPr>
                       <w:rStyle w:val="VerbatimChar"/>
                     </w:rPr>
-                    <w:t xml:space="preserve">git checkout --track origin/&lt;branch_name&gt;</w:t>
+                    <w:t xml:space="preserve">git push --delete &lt;remote_name&gt; &lt;branch_name&gt;</w:t>
                   </w:r>
                 </w:p>
               </w:tc>
@@ -3467,7 +3303,7 @@
                     <w:jc w:val="center"/>
                   </w:pPr>
                   <w:r>
-                    <w:t xml:space="preserve">pulls a remote branch and creates a local branch to track it (use when trying to pull someone else’s branch onto your local computer)</w:t>
+                    <w:t xml:space="preserve">delete remote branch</w:t>
                   </w:r>
                 </w:p>
               </w:tc>
@@ -3484,7 +3320,7 @@
                     <w:rPr>
                       <w:rStyle w:val="VerbatimChar"/>
                     </w:rPr>
-                    <w:t xml:space="preserve">git push --delete &lt;remote_name&gt; &lt;branch_name&gt;</w:t>
+                    <w:t xml:space="preserve">git branch -d &lt;branch_name&gt;</w:t>
                   </w:r>
                 </w:p>
               </w:tc>
@@ -3496,7 +3332,7 @@
                     <w:jc w:val="center"/>
                   </w:pPr>
                   <w:r>
-                    <w:t xml:space="preserve">delete remote branch</w:t>
+                    <w:t xml:space="preserve">deletes local branch, -D to force</w:t>
                   </w:r>
                 </w:p>
               </w:tc>
@@ -3513,35 +3349,6 @@
                     <w:rPr>
                       <w:rStyle w:val="VerbatimChar"/>
                     </w:rPr>
-                    <w:t xml:space="preserve">git branch -d &lt;branch_name&gt;</w:t>
-                  </w:r>
-                </w:p>
-              </w:tc>
-              <w:tc>
-                <w:tcPr/>
-                <w:p>
-                  <w:pPr>
-                    <w:pStyle w:val="Compact"/>
-                    <w:jc w:val="center"/>
-                  </w:pPr>
-                  <w:r>
-                    <w:t xml:space="preserve">deletes local branch, -D to force</w:t>
-                  </w:r>
-                </w:p>
-              </w:tc>
-            </w:tr>
-            <w:tr>
-              <w:tc>
-                <w:tcPr/>
-                <w:p>
-                  <w:pPr>
-                    <w:pStyle w:val="Compact"/>
-                    <w:jc w:val="center"/>
-                  </w:pPr>
-                  <w:r>
-                    <w:rPr>
-                      <w:rStyle w:val="VerbatimChar"/>
-                    </w:rPr>
                     <w:t xml:space="preserve">git fetch --all --prune</w:t>
                   </w:r>
                 </w:p>
@@ -3997,7 +3804,7 @@
         </w:r>
       </w:hyperlink>
       <w:r>
-        <w:t xml:space="preserve">, extolling the virtues of a self-contained, portable projects, for your reference.</w:t>
+        <w:t xml:space="preserve">, extolling the virtues of self-contained, portable projects, for your reference.</w:t>
       </w:r>
     </w:p>
     <w:bookmarkEnd w:id="55"/>
@@ -4014,131 +3821,44 @@
       <w:pPr>
         <w:pStyle w:val="FirstParagraph"/>
       </w:pPr>
-      <w:del w:id="37" w:author="PR Preview" w:date="2026-01-01T00:00:00Z">
+      <w:r>
+        <w:t xml:space="preserve">This guide focuses on GitHub,</w:t>
+      </w:r>
+      <w:r>
+        <w:t xml:space="preserve"> </w:t>
+      </w:r>
+      <w:r>
+        <w:t xml:space="preserve">but you may encounter</w:t>
+      </w:r>
+      <w:r>
+        <w:t xml:space="preserve"> </w:t>
+      </w:r>
+      <w:hyperlink r:id="rId56">
         <w:r>
-          <w:delText xml:space="preserve">Our lab primarily uses GitHub,</w:delText>
+          <w:rPr>
+            <w:rStyle w:val="Hyperlink"/>
+          </w:rPr>
+          <w:t xml:space="preserve">GitLab</w:t>
         </w:r>
-      </w:del>
-      <w:del w:id="38" w:author="PR Preview" w:date="2026-01-01T00:00:00Z">
-        <w:r>
-          <w:delText xml:space="preserve"> </w:delText>
-        </w:r>
-      </w:del>
-      <w:del w:id="39" w:author="PR Preview" w:date="2026-01-01T00:00:00Z">
-        <w:r>
-          <w:delText xml:space="preserve">but you may encounter</w:delText>
-        </w:r>
-      </w:del>
-      <w:del w:id="40" w:author="PR Preview" w:date="2026-01-01T00:00:00Z">
-        <w:r>
-          <w:delText xml:space="preserve"> </w:delText>
-        </w:r>
-      </w:del>
-      <w:hyperlink r:id="rId56">
-        <w:del w:id="41" w:author="PR Preview" w:date="2026-01-01T00:00:00Z">
-          <w:r>
-            <w:rPr>
-              <w:rStyle w:val="Hyperlink"/>
-            </w:rPr>
-            <w:delText xml:space="preserve">GitLab</w:delText>
-          </w:r>
-        </w:del>
       </w:hyperlink>
-      <w:del w:id="42" w:author="PR Preview" w:date="2026-01-01T00:00:00Z">
-        <w:r>
-          <w:delText xml:space="preserve"> </w:delText>
-        </w:r>
-      </w:del>
-      <w:del w:id="43" w:author="PR Preview" w:date="2026-01-01T00:00:00Z">
-        <w:r>
-          <w:delText xml:space="preserve">—</w:delText>
-        </w:r>
-      </w:del>
-      <w:del w:id="44" w:author="PR Preview" w:date="2026-01-01T00:00:00Z">
-        <w:r>
-          <w:delText xml:space="preserve"> </w:delText>
-        </w:r>
-      </w:del>
-      <w:del w:id="45" w:author="PR Preview" w:date="2026-01-01T00:00:00Z">
-        <w:r>
-          <w:delText xml:space="preserve">most often when collaborating with a group</w:delText>
-        </w:r>
-      </w:del>
-      <w:del w:id="46" w:author="PR Preview" w:date="2026-01-01T00:00:00Z">
-        <w:r>
-          <w:delText xml:space="preserve"> </w:delText>
-        </w:r>
-      </w:del>
-      <w:del w:id="47" w:author="PR Preview" w:date="2026-01-01T00:00:00Z">
-        <w:r>
-          <w:delText xml:space="preserve">that self-hosts its own GitLab instance.</w:delText>
-        </w:r>
-      </w:del>
-    </w:p>
-    <w:p>
-      <w:pPr>
-        <w:pStyle w:val="FirstParagraph"/>
-      </w:pPr>
-      <w:ins w:id="48" w:author="PR Preview" w:date="2026-01-01T00:00:00Z">
-        <w:r>
-          <w:t xml:space="preserve">These notes focus on GitHub,</w:t>
-        </w:r>
-      </w:ins>
-      <w:ins w:id="49" w:author="PR Preview" w:date="2026-01-01T00:00:00Z">
-        <w:r>
-          <w:t xml:space="preserve"> </w:t>
-        </w:r>
-      </w:ins>
-      <w:ins w:id="50" w:author="PR Preview" w:date="2026-01-01T00:00:00Z">
-        <w:r>
-          <w:t xml:space="preserve">but you may encounter</w:t>
-        </w:r>
-      </w:ins>
-      <w:ins w:id="51" w:author="PR Preview" w:date="2026-01-01T00:00:00Z">
-        <w:r>
-          <w:t xml:space="preserve"> </w:t>
-        </w:r>
-      </w:ins>
-      <w:hyperlink r:id="rId56">
-        <w:ins w:id="52" w:author="PR Preview" w:date="2026-01-01T00:00:00Z">
-          <w:r>
-            <w:rPr>
-              <w:rStyle w:val="Hyperlink"/>
-            </w:rPr>
-            <w:t xml:space="preserve">GitLab</w:t>
-          </w:r>
-        </w:ins>
-      </w:hyperlink>
-      <w:ins w:id="53" w:author="PR Preview" w:date="2026-01-01T00:00:00Z">
-        <w:r>
-          <w:t xml:space="preserve"> </w:t>
-        </w:r>
-      </w:ins>
-      <w:ins w:id="54" w:author="PR Preview" w:date="2026-01-01T00:00:00Z">
-        <w:r>
-          <w:t xml:space="preserve">—</w:t>
-        </w:r>
-      </w:ins>
-      <w:ins w:id="55" w:author="PR Preview" w:date="2026-01-01T00:00:00Z">
-        <w:r>
-          <w:t xml:space="preserve"> </w:t>
-        </w:r>
-      </w:ins>
-      <w:ins w:id="56" w:author="PR Preview" w:date="2026-01-01T00:00:00Z">
-        <w:r>
-          <w:t xml:space="preserve">most often when collaborating with a group</w:t>
-        </w:r>
-      </w:ins>
-      <w:ins w:id="57" w:author="PR Preview" w:date="2026-01-01T00:00:00Z">
-        <w:r>
-          <w:t xml:space="preserve"> </w:t>
-        </w:r>
-      </w:ins>
-      <w:ins w:id="58" w:author="PR Preview" w:date="2026-01-01T00:00:00Z">
-        <w:r>
-          <w:t xml:space="preserve">that self-hosts its own GitLab instance.</w:t>
-        </w:r>
-      </w:ins>
+      <w:r>
+        <w:t xml:space="preserve"> </w:t>
+      </w:r>
+      <w:r>
+        <w:t xml:space="preserve">—</w:t>
+      </w:r>
+      <w:r>
+        <w:t xml:space="preserve"> </w:t>
+      </w:r>
+      <w:r>
+        <w:t xml:space="preserve">most often when collaborating with a group</w:t>
+      </w:r>
+      <w:r>
+        <w:t xml:space="preserve"> </w:t>
+      </w:r>
+      <w:r>
+        <w:t xml:space="preserve">that self-hosts its own GitLab instance.</w:t>
+      </w:r>
     </w:p>
     <w:p>
       <w:pPr>
@@ -4453,164 +4173,52 @@
         </w:numPr>
       </w:pPr>
       <w:hyperlink r:id="rId59">
-        <w:del w:id="59" w:author="PR Preview" w:date="2026-01-01T00:00:00Z">
-          <w:r>
-            <w:rPr>
-              <w:rStyle w:val="VerbatimChar"/>
-            </w:rPr>
-            <w:delText xml:space="preserve">{pr.helpers}</w:delText>
-          </w:r>
-        </w:del>
+        <w:r>
+          <w:rPr>
+            <w:rStyle w:val="VerbatimChar"/>
+          </w:rPr>
+          <w:t xml:space="preserve">{pr.helpers}</w:t>
+        </w:r>
       </w:hyperlink>
-      <w:del w:id="60" w:author="PR Preview" w:date="2026-01-01T00:00:00Z">
-        <w:r>
-          <w:delText xml:space="preserve">,</w:delText>
-        </w:r>
-      </w:del>
-      <w:del w:id="61" w:author="PR Preview" w:date="2026-01-01T00:00:00Z">
-        <w:r>
-          <w:delText xml:space="preserve"> </w:delText>
-        </w:r>
-      </w:del>
-      <w:del w:id="62" w:author="PR Preview" w:date="2026-01-01T00:00:00Z">
-        <w:r>
-          <w:delText xml:space="preserve">our lab’s own (experimental) package,</w:delText>
-        </w:r>
-      </w:del>
-      <w:del w:id="63" w:author="PR Preview" w:date="2026-01-01T00:00:00Z">
-        <w:r>
-          <w:delText xml:space="preserve"> </w:delText>
-        </w:r>
-      </w:del>
-      <w:del w:id="64" w:author="PR Preview" w:date="2026-01-01T00:00:00Z">
-        <w:r>
-          <w:delText xml:space="preserve">provides helpers for common pull/merge request workflows</w:delText>
-        </w:r>
-      </w:del>
-      <w:del w:id="65" w:author="PR Preview" w:date="2026-01-01T00:00:00Z">
-        <w:r>
-          <w:delText xml:space="preserve"> </w:delText>
-        </w:r>
-      </w:del>
-      <w:del w:id="66" w:author="PR Preview" w:date="2026-01-01T00:00:00Z">
-        <w:r>
-          <w:delText xml:space="preserve">from a local Git repository —</w:delText>
-        </w:r>
-      </w:del>
-      <w:del w:id="67" w:author="PR Preview" w:date="2026-01-01T00:00:00Z">
-        <w:r>
-          <w:delText xml:space="preserve"> </w:delText>
-        </w:r>
-      </w:del>
-      <w:del w:id="68" w:author="PR Preview" w:date="2026-01-01T00:00:00Z">
-        <w:r>
-          <w:delText xml:space="preserve">creating and switching branches, fetching requests by number,</w:delText>
-        </w:r>
-      </w:del>
-      <w:del w:id="69" w:author="PR Preview" w:date="2026-01-01T00:00:00Z">
-        <w:r>
-          <w:delText xml:space="preserve"> </w:delText>
-        </w:r>
-      </w:del>
-      <w:del w:id="70" w:author="PR Preview" w:date="2026-01-01T00:00:00Z">
-        <w:r>
-          <w:delText xml:space="preserve">generating request URLs, and syncing with the default branch —</w:delText>
-        </w:r>
-      </w:del>
-      <w:del w:id="71" w:author="PR Preview" w:date="2026-01-01T00:00:00Z">
-        <w:r>
-          <w:delText xml:space="preserve"> </w:delText>
-        </w:r>
-      </w:del>
-      <w:del w:id="72" w:author="PR Preview" w:date="2026-01-01T00:00:00Z">
-        <w:r>
-          <w:delText xml:space="preserve">and works across both GitHub and GitLab remotes.</w:delText>
-        </w:r>
-      </w:del>
-    </w:p>
-    <w:p>
-      <w:pPr>
-        <w:pStyle w:val="Compact"/>
-        <w:numPr>
-          <w:ilvl w:val="0"/>
-          <w:numId w:val="1012"/>
-        </w:numPr>
-      </w:pPr>
-      <w:hyperlink r:id="rId59">
-        <w:ins w:id="73" w:author="PR Preview" w:date="2026-01-01T00:00:00Z">
-          <w:r>
-            <w:rPr>
-              <w:rStyle w:val="VerbatimChar"/>
-            </w:rPr>
-            <w:t xml:space="preserve">{pr.helpers}</w:t>
-          </w:r>
-        </w:ins>
-      </w:hyperlink>
-      <w:ins w:id="74" w:author="PR Preview" w:date="2026-01-01T00:00:00Z">
-        <w:r>
-          <w:t xml:space="preserve">,</w:t>
-        </w:r>
-      </w:ins>
-      <w:ins w:id="75" w:author="PR Preview" w:date="2026-01-01T00:00:00Z">
-        <w:r>
-          <w:t xml:space="preserve"> </w:t>
-        </w:r>
-      </w:ins>
-      <w:ins w:id="76" w:author="PR Preview" w:date="2026-01-01T00:00:00Z">
-        <w:r>
-          <w:t xml:space="preserve">an experimental package,</w:t>
-        </w:r>
-      </w:ins>
-      <w:ins w:id="77" w:author="PR Preview" w:date="2026-01-01T00:00:00Z">
-        <w:r>
-          <w:t xml:space="preserve"> </w:t>
-        </w:r>
-      </w:ins>
-      <w:ins w:id="78" w:author="PR Preview" w:date="2026-01-01T00:00:00Z">
-        <w:r>
-          <w:t xml:space="preserve">provides helpers for common pull/merge request workflows</w:t>
-        </w:r>
-      </w:ins>
-      <w:ins w:id="79" w:author="PR Preview" w:date="2026-01-01T00:00:00Z">
-        <w:r>
-          <w:t xml:space="preserve"> </w:t>
-        </w:r>
-      </w:ins>
-      <w:ins w:id="80" w:author="PR Preview" w:date="2026-01-01T00:00:00Z">
-        <w:r>
-          <w:t xml:space="preserve">from a local Git repository —</w:t>
-        </w:r>
-      </w:ins>
-      <w:ins w:id="81" w:author="PR Preview" w:date="2026-01-01T00:00:00Z">
-        <w:r>
-          <w:t xml:space="preserve"> </w:t>
-        </w:r>
-      </w:ins>
-      <w:ins w:id="82" w:author="PR Preview" w:date="2026-01-01T00:00:00Z">
-        <w:r>
-          <w:t xml:space="preserve">creating and switching branches, fetching requests by number,</w:t>
-        </w:r>
-      </w:ins>
-      <w:ins w:id="83" w:author="PR Preview" w:date="2026-01-01T00:00:00Z">
-        <w:r>
-          <w:t xml:space="preserve"> </w:t>
-        </w:r>
-      </w:ins>
-      <w:ins w:id="84" w:author="PR Preview" w:date="2026-01-01T00:00:00Z">
-        <w:r>
-          <w:t xml:space="preserve">generating request URLs, and syncing with the default branch —</w:t>
-        </w:r>
-      </w:ins>
-      <w:ins w:id="85" w:author="PR Preview" w:date="2026-01-01T00:00:00Z">
-        <w:r>
-          <w:t xml:space="preserve"> </w:t>
-        </w:r>
-      </w:ins>
-      <w:ins w:id="86" w:author="PR Preview" w:date="2026-01-01T00:00:00Z">
-        <w:r>
-          <w:t xml:space="preserve">and works across both GitHub and GitLab remotes.</w:t>
-        </w:r>
-      </w:ins>
+      <w:r>
+        <w:t xml:space="preserve">,</w:t>
+      </w:r>
+      <w:r>
+        <w:t xml:space="preserve"> </w:t>
+      </w:r>
+      <w:r>
+        <w:t xml:space="preserve">an experimental package from the Morrison Lab,</w:t>
+      </w:r>
+      <w:r>
+        <w:t xml:space="preserve"> </w:t>
+      </w:r>
+      <w:r>
+        <w:t xml:space="preserve">provides helpers for common pull/merge request workflows</w:t>
+      </w:r>
+      <w:r>
+        <w:t xml:space="preserve"> </w:t>
+      </w:r>
+      <w:r>
+        <w:t xml:space="preserve">from a local Git repository —</w:t>
+      </w:r>
+      <w:r>
+        <w:t xml:space="preserve"> </w:t>
+      </w:r>
+      <w:r>
+        <w:t xml:space="preserve">creating and switching branches, fetching requests by number,</w:t>
+      </w:r>
+      <w:r>
+        <w:t xml:space="preserve"> </w:t>
+      </w:r>
+      <w:r>
+        <w:t xml:space="preserve">generating request URLs, and syncing with the default branch —</w:t>
+      </w:r>
+      <w:r>
+        <w:t xml:space="preserve"> </w:t>
+      </w:r>
+      <w:r>
+        <w:t xml:space="preserve">and works across both GitHub and GitLab remotes.</w:t>
+      </w:r>
     </w:p>
     <w:bookmarkEnd w:id="60"/>
     <w:bookmarkStart w:id="73" w:name="sec-gitattributes"/>
@@ -7441,345 +7049,109 @@
       <w:pPr>
         <w:pStyle w:val="BodyText"/>
       </w:pPr>
-      <w:del w:id="87" w:author="PR Preview" w:date="2026-01-01T00:00:00Z">
-        <w:r>
-          <w:rPr>
-            <w:b/>
-            <w:bCs/>
-          </w:rPr>
-          <w:delText xml:space="preserve">Settings &gt; Account &gt; Export account data</w:delText>
-        </w:r>
-      </w:del>
-      <w:del w:id="88" w:author="PR Preview" w:date="2026-01-01T00:00:00Z">
-        <w:r>
-          <w:delText xml:space="preserve"> </w:delText>
-        </w:r>
-      </w:del>
-      <w:del w:id="89" w:author="PR Preview" w:date="2026-01-01T00:00:00Z">
-        <w:r>
-          <w:delText xml:space="preserve">is the web-interface route</w:delText>
-        </w:r>
-      </w:del>
-      <w:del w:id="90" w:author="PR Preview" w:date="2026-01-01T00:00:00Z">
-        <w:r>
-          <w:delText xml:space="preserve"> </w:delText>
-        </w:r>
-      </w:del>
-      <w:del w:id="91" w:author="PR Preview" w:date="2026-01-01T00:00:00Z">
-        <w:r>
-          <w:delText xml:space="preserve">to this same export rather than a separate feature.</w:delText>
-        </w:r>
-      </w:del>
-      <w:del w:id="92" w:author="PR Preview" w:date="2026-01-01T00:00:00Z">
-        <w:r>
-          <w:delText xml:space="preserve"> </w:delText>
-        </w:r>
-      </w:del>
-      <w:del w:id="93" w:author="PR Preview" w:date="2026-01-01T00:00:00Z">
-        <w:r>
-          <w:delText xml:space="preserve">GitHub’s documentation states that you can export your personal account’s data</w:delText>
-        </w:r>
-      </w:del>
-      <w:del w:id="94" w:author="PR Preview" w:date="2026-01-01T00:00:00Z">
-        <w:r>
-          <w:delText xml:space="preserve"> </w:delText>
-        </w:r>
-      </w:del>
-      <w:del w:id="95" w:author="PR Preview" w:date="2026-01-01T00:00:00Z">
-        <w:r>
-          <w:delText xml:space="preserve">“through your account settings on GitHub or with the User Migration API”</w:delText>
-        </w:r>
-      </w:del>
-      <w:del w:id="96" w:author="PR Preview" w:date="2026-01-01T00:00:00Z">
-        <w:r>
-          <w:delText xml:space="preserve">,</w:delText>
-        </w:r>
-      </w:del>
-      <w:del w:id="97" w:author="PR Preview" w:date="2026-01-01T00:00:00Z">
-        <w:r>
-          <w:delText xml:space="preserve"> </w:delText>
-        </w:r>
-      </w:del>
-      <w:del w:id="98" w:author="PR Preview" w:date="2026-01-01T00:00:00Z">
-        <w:r>
-          <w:delText xml:space="preserve">and refers readers to the migrations API reference</w:delText>
-        </w:r>
-      </w:del>
-      <w:del w:id="99" w:author="PR Preview" w:date="2026-01-01T00:00:00Z">
-        <w:r>
-          <w:delText xml:space="preserve"> </w:delText>
-        </w:r>
-      </w:del>
-      <w:del w:id="100" w:author="PR Preview" w:date="2026-01-01T00:00:00Z">
-        <w:r>
-          <w:delText xml:space="preserve">for what that data covers</w:delText>
-        </w:r>
-      </w:del>
-      <w:del w:id="101" w:author="PR Preview" w:date="2026-01-01T00:00:00Z">
-        <w:r>
-          <w:delText xml:space="preserve"> </w:delText>
-        </w:r>
-      </w:del>
-      <w:del w:id="102" w:author="PR Preview" w:date="2026-01-01T00:00:00Z">
-        <w:r>
-          <w:delText xml:space="preserve">(</w:delText>
-        </w:r>
-      </w:del>
-      <w:del w:id="103" w:author="PR Preview" w:date="2026-01-01T00:00:00Z">
-        <w:r>
-          <w:delText xml:space="preserve">“Requesting an Archive of Your Personal Account’s Data,”</w:delText>
-        </w:r>
-      </w:del>
-      <w:del w:id="104" w:author="PR Preview" w:date="2026-01-01T00:00:00Z">
-        <w:r>
-          <w:delText xml:space="preserve"> </w:delText>
-        </w:r>
-      </w:del>
-      <w:del w:id="105" w:author="PR Preview" w:date="2026-01-01T00:00:00Z">
-        <w:r>
-          <w:delText xml:space="preserve">n.d.)</w:delText>
-        </w:r>
-      </w:del>
-      <w:del w:id="106" w:author="PR Preview" w:date="2026-01-01T00:00:00Z">
-        <w:r>
-          <w:delText xml:space="preserve">.</w:delText>
-        </w:r>
-      </w:del>
-      <w:del w:id="107" w:author="PR Preview" w:date="2026-01-01T00:00:00Z">
-        <w:r>
-          <w:delText xml:space="preserve"> </w:delText>
-        </w:r>
-      </w:del>
-      <w:del w:id="108" w:author="PR Preview" w:date="2026-01-01T00:00:00Z">
-        <w:r>
-          <w:delText xml:space="preserve">Clicking through delivers the</w:delText>
-        </w:r>
-      </w:del>
-      <w:del w:id="109" w:author="PR Preview" w:date="2026-01-01T00:00:00Z">
-        <w:r>
-          <w:delText xml:space="preserve"> </w:delText>
-        </w:r>
-      </w:del>
-      <w:del w:id="110" w:author="PR Preview" w:date="2026-01-01T00:00:00Z">
-        <w:r>
-          <w:rPr>
-            <w:rStyle w:val="VerbatimChar"/>
-          </w:rPr>
-          <w:delText xml:space="preserve">.tar.gz</w:delText>
-        </w:r>
-      </w:del>
-      <w:del w:id="111" w:author="PR Preview" w:date="2026-01-01T00:00:00Z">
-        <w:r>
-          <w:delText xml:space="preserve"> </w:delText>
-        </w:r>
-      </w:del>
-      <w:del w:id="112" w:author="PR Preview" w:date="2026-01-01T00:00:00Z">
-        <w:r>
-          <w:delText xml:space="preserve">by emailed download link.</w:delText>
-        </w:r>
-      </w:del>
-      <w:del w:id="113" w:author="PR Preview" w:date="2026-01-01T00:00:00Z">
-        <w:r>
-          <w:delText xml:space="preserve"> </w:delText>
-        </w:r>
-      </w:del>
-      <w:del w:id="114" w:author="PR Preview" w:date="2026-01-01T00:00:00Z">
-        <w:r>
-          <w:delText xml:space="preserve">That makes this the one route needing no code at all:</w:delText>
-        </w:r>
-      </w:del>
-      <w:del w:id="115" w:author="PR Preview" w:date="2026-01-01T00:00:00Z">
-        <w:r>
-          <w:delText xml:space="preserve"> </w:delText>
-        </w:r>
-      </w:del>
-      <w:del w:id="116" w:author="PR Preview" w:date="2026-01-01T00:00:00Z">
-        <w:r>
-          <w:delText xml:space="preserve">a lab member who wants the whole record</w:delText>
-        </w:r>
-      </w:del>
-      <w:del w:id="117" w:author="PR Preview" w:date="2026-01-01T00:00:00Z">
-        <w:r>
-          <w:delText xml:space="preserve"> </w:delText>
-        </w:r>
-      </w:del>
-      <w:del w:id="118" w:author="PR Preview" w:date="2026-01-01T00:00:00Z">
-        <w:r>
-          <w:delText xml:space="preserve">can click through Settings and skip everything above.</w:delText>
-        </w:r>
-      </w:del>
-    </w:p>
-    <w:p>
-      <w:pPr>
-        <w:pStyle w:val="BodyText"/>
-      </w:pPr>
-      <w:ins w:id="119" w:author="PR Preview" w:date="2026-01-01T00:00:00Z">
-        <w:r>
-          <w:rPr>
-            <w:b/>
-            <w:bCs/>
-          </w:rPr>
-          <w:t xml:space="preserve">Settings &gt; Account &gt; Export account data</w:t>
-        </w:r>
-      </w:ins>
-      <w:ins w:id="120" w:author="PR Preview" w:date="2026-01-01T00:00:00Z">
-        <w:r>
-          <w:t xml:space="preserve"> </w:t>
-        </w:r>
-      </w:ins>
-      <w:ins w:id="121" w:author="PR Preview" w:date="2026-01-01T00:00:00Z">
-        <w:r>
-          <w:t xml:space="preserve">is the web-interface route</w:t>
-        </w:r>
-      </w:ins>
-      <w:ins w:id="122" w:author="PR Preview" w:date="2026-01-01T00:00:00Z">
-        <w:r>
-          <w:t xml:space="preserve"> </w:t>
-        </w:r>
-      </w:ins>
-      <w:ins w:id="123" w:author="PR Preview" w:date="2026-01-01T00:00:00Z">
-        <w:r>
-          <w:t xml:space="preserve">to this same export rather than a separate feature.</w:t>
-        </w:r>
-      </w:ins>
-      <w:ins w:id="124" w:author="PR Preview" w:date="2026-01-01T00:00:00Z">
-        <w:r>
-          <w:t xml:space="preserve"> </w:t>
-        </w:r>
-      </w:ins>
-      <w:ins w:id="125" w:author="PR Preview" w:date="2026-01-01T00:00:00Z">
-        <w:r>
-          <w:t xml:space="preserve">GitHub’s documentation states that you can export your personal account’s data</w:t>
-        </w:r>
-      </w:ins>
-      <w:ins w:id="126" w:author="PR Preview" w:date="2026-01-01T00:00:00Z">
-        <w:r>
-          <w:t xml:space="preserve"> </w:t>
-        </w:r>
-      </w:ins>
-      <w:ins w:id="127" w:author="PR Preview" w:date="2026-01-01T00:00:00Z">
-        <w:r>
-          <w:t xml:space="preserve">“through your account settings on GitHub or with the User Migration API”</w:t>
-        </w:r>
-      </w:ins>
-      <w:ins w:id="128" w:author="PR Preview" w:date="2026-01-01T00:00:00Z">
-        <w:r>
-          <w:t xml:space="preserve">,</w:t>
-        </w:r>
-      </w:ins>
-      <w:ins w:id="129" w:author="PR Preview" w:date="2026-01-01T00:00:00Z">
-        <w:r>
-          <w:t xml:space="preserve"> </w:t>
-        </w:r>
-      </w:ins>
-      <w:ins w:id="130" w:author="PR Preview" w:date="2026-01-01T00:00:00Z">
-        <w:r>
-          <w:t xml:space="preserve">and refers readers to the migrations API reference</w:t>
-        </w:r>
-      </w:ins>
-      <w:ins w:id="131" w:author="PR Preview" w:date="2026-01-01T00:00:00Z">
-        <w:r>
-          <w:t xml:space="preserve"> </w:t>
-        </w:r>
-      </w:ins>
-      <w:ins w:id="132" w:author="PR Preview" w:date="2026-01-01T00:00:00Z">
-        <w:r>
-          <w:t xml:space="preserve">for what that data covers</w:t>
-        </w:r>
-      </w:ins>
-      <w:ins w:id="133" w:author="PR Preview" w:date="2026-01-01T00:00:00Z">
-        <w:r>
-          <w:t xml:space="preserve"> </w:t>
-        </w:r>
-      </w:ins>
-      <w:ins w:id="134" w:author="PR Preview" w:date="2026-01-01T00:00:00Z">
-        <w:r>
-          <w:t xml:space="preserve">(</w:t>
-        </w:r>
-      </w:ins>
-      <w:ins w:id="135" w:author="PR Preview" w:date="2026-01-01T00:00:00Z">
-        <w:r>
-          <w:t xml:space="preserve">“Requesting an Archive of Your Personal Account’s Data,”</w:t>
-        </w:r>
-      </w:ins>
-      <w:ins w:id="136" w:author="PR Preview" w:date="2026-01-01T00:00:00Z">
-        <w:r>
-          <w:t xml:space="preserve"> </w:t>
-        </w:r>
-      </w:ins>
-      <w:ins w:id="137" w:author="PR Preview" w:date="2026-01-01T00:00:00Z">
-        <w:r>
-          <w:t xml:space="preserve">n.d.)</w:t>
-        </w:r>
-      </w:ins>
-      <w:ins w:id="138" w:author="PR Preview" w:date="2026-01-01T00:00:00Z">
-        <w:r>
-          <w:t xml:space="preserve">.</w:t>
-        </w:r>
-      </w:ins>
-      <w:ins w:id="139" w:author="PR Preview" w:date="2026-01-01T00:00:00Z">
-        <w:r>
-          <w:t xml:space="preserve"> </w:t>
-        </w:r>
-      </w:ins>
-      <w:ins w:id="140" w:author="PR Preview" w:date="2026-01-01T00:00:00Z">
-        <w:r>
-          <w:t xml:space="preserve">Clicking through delivers the</w:t>
-        </w:r>
-      </w:ins>
-      <w:ins w:id="141" w:author="PR Preview" w:date="2026-01-01T00:00:00Z">
-        <w:r>
-          <w:t xml:space="preserve"> </w:t>
-        </w:r>
-      </w:ins>
-      <w:ins w:id="142" w:author="PR Preview" w:date="2026-01-01T00:00:00Z">
-        <w:r>
-          <w:rPr>
-            <w:rStyle w:val="VerbatimChar"/>
-          </w:rPr>
-          <w:t xml:space="preserve">.tar.gz</w:t>
-        </w:r>
-      </w:ins>
-      <w:ins w:id="143" w:author="PR Preview" w:date="2026-01-01T00:00:00Z">
-        <w:r>
-          <w:t xml:space="preserve"> </w:t>
-        </w:r>
-      </w:ins>
-      <w:ins w:id="144" w:author="PR Preview" w:date="2026-01-01T00:00:00Z">
-        <w:r>
-          <w:t xml:space="preserve">by emailed download link.</w:t>
-        </w:r>
-      </w:ins>
-      <w:ins w:id="145" w:author="PR Preview" w:date="2026-01-01T00:00:00Z">
-        <w:r>
-          <w:t xml:space="preserve"> </w:t>
-        </w:r>
-      </w:ins>
-      <w:ins w:id="146" w:author="PR Preview" w:date="2026-01-01T00:00:00Z">
-        <w:r>
-          <w:t xml:space="preserve">That makes this the one route needing no code at all:</w:t>
-        </w:r>
-      </w:ins>
-      <w:ins w:id="147" w:author="PR Preview" w:date="2026-01-01T00:00:00Z">
-        <w:r>
-          <w:t xml:space="preserve"> </w:t>
-        </w:r>
-      </w:ins>
-      <w:ins w:id="148" w:author="PR Preview" w:date="2026-01-01T00:00:00Z">
-        <w:r>
-          <w:t xml:space="preserve">anyone who wants the whole record</w:t>
-        </w:r>
-      </w:ins>
-      <w:ins w:id="149" w:author="PR Preview" w:date="2026-01-01T00:00:00Z">
-        <w:r>
-          <w:t xml:space="preserve"> </w:t>
-        </w:r>
-      </w:ins>
-      <w:ins w:id="150" w:author="PR Preview" w:date="2026-01-01T00:00:00Z">
-        <w:r>
-          <w:t xml:space="preserve">can click through Settings and skip everything above.</w:t>
-        </w:r>
-      </w:ins>
+      <w:r>
+        <w:rPr>
+          <w:b/>
+          <w:bCs/>
+        </w:rPr>
+        <w:t xml:space="preserve">Settings &gt; Account &gt; Export account data</w:t>
+      </w:r>
+      <w:r>
+        <w:t xml:space="preserve"> </w:t>
+      </w:r>
+      <w:r>
+        <w:t xml:space="preserve">is the web-interface route</w:t>
+      </w:r>
+      <w:r>
+        <w:t xml:space="preserve"> </w:t>
+      </w:r>
+      <w:r>
+        <w:t xml:space="preserve">to this same export rather than a separate feature.</w:t>
+      </w:r>
+      <w:r>
+        <w:t xml:space="preserve"> </w:t>
+      </w:r>
+      <w:r>
+        <w:t xml:space="preserve">GitHub’s documentation states that you can export your personal account’s data</w:t>
+      </w:r>
+      <w:r>
+        <w:t xml:space="preserve"> </w:t>
+      </w:r>
+      <w:r>
+        <w:t xml:space="preserve">“through your account settings on GitHub or with the User Migration API”</w:t>
+      </w:r>
+      <w:r>
+        <w:t xml:space="preserve">,</w:t>
+      </w:r>
+      <w:r>
+        <w:t xml:space="preserve"> </w:t>
+      </w:r>
+      <w:r>
+        <w:t xml:space="preserve">and refers readers to the migrations API reference</w:t>
+      </w:r>
+      <w:r>
+        <w:t xml:space="preserve"> </w:t>
+      </w:r>
+      <w:r>
+        <w:t xml:space="preserve">for what that data covers</w:t>
+      </w:r>
+      <w:r>
+        <w:t xml:space="preserve"> </w:t>
+      </w:r>
+      <w:r>
+        <w:t xml:space="preserve">(</w:t>
+      </w:r>
+      <w:r>
+        <w:t xml:space="preserve">“Requesting an Archive of Your Personal Account’s Data,”</w:t>
+      </w:r>
+      <w:r>
+        <w:t xml:space="preserve"> </w:t>
+      </w:r>
+      <w:r>
+        <w:t xml:space="preserve">n.d.)</w:t>
+      </w:r>
+      <w:r>
+        <w:t xml:space="preserve">.</w:t>
+      </w:r>
+      <w:r>
+        <w:t xml:space="preserve"> </w:t>
+      </w:r>
+      <w:r>
+        <w:t xml:space="preserve">Clicking through delivers the</w:t>
+      </w:r>
+      <w:r>
+        <w:t xml:space="preserve"> </w:t>
+      </w:r>
+      <w:r>
+        <w:rPr>
+          <w:rStyle w:val="VerbatimChar"/>
+        </w:rPr>
+        <w:t xml:space="preserve">.tar.gz</w:t>
+      </w:r>
+      <w:r>
+        <w:t xml:space="preserve"> </w:t>
+      </w:r>
+      <w:r>
+        <w:t xml:space="preserve">by emailed download link.</w:t>
+      </w:r>
+      <w:r>
+        <w:t xml:space="preserve"> </w:t>
+      </w:r>
+      <w:r>
+        <w:t xml:space="preserve">That makes this the one route needing no code at all:</w:t>
+      </w:r>
+      <w:r>
+        <w:t xml:space="preserve"> </w:t>
+      </w:r>
+      <w:r>
+        <w:t xml:space="preserve">a team member who wants the whole record</w:t>
+      </w:r>
+      <w:r>
+        <w:t xml:space="preserve"> </w:t>
+      </w:r>
+      <w:r>
+        <w:t xml:space="preserve">can click through Settings and skip everything above.</w:t>
+      </w:r>
     </w:p>
     <w:p>
       <w:pPr>

--- a/pr-preview/pr-28/chapters/github-tracked-changes.docx
+++ b/pr-preview/pr-28/chapters/github-tracked-changes.docx
@@ -16,7 +16,7 @@
       </w:pPr>
       <w:del w:id="1" w:author="PR Preview" w:date="2026-01-01T00:00:00Z">
         <w:r>
-          <w:delText xml:space="preserve">Last modified: 2026-10-14 03:38:56 (PDT)</w:delText>
+          <w:delText xml:space="preserve">Last modified: 2026-10-14 04:06:05 (PDT)</w:delText>
         </w:r>
       </w:del>
     </w:p>
@@ -26,7 +26,7 @@
       </w:pPr>
       <w:ins w:id="2" w:author="PR Preview" w:date="2026-01-01T00:00:00Z">
         <w:r>
-          <w:t xml:space="preserve">Last modified: 2026-10-14 04:01:08 (PDT)</w:t>
+          <w:t xml:space="preserve">Last modified: 2026-10-14 04:10:23 (PDT)</w:t>
         </w:r>
       </w:ins>
     </w:p>
@@ -3246,6 +3246,62 @@
                   </w:r>
                   <w:r>
                     <w:t xml:space="preserve">(two commands)</w:t>
+                  </w:r>
+                </w:p>
+              </w:tc>
+            </w:tr>
+            <w:tr>
+              <w:tc>
+                <w:tcPr/>
+                <w:p>
+                  <w:pPr>
+                    <w:pStyle w:val="Compact"/>
+                    <w:jc w:val="center"/>
+                  </w:pPr>
+                  <w:r>
+                    <w:rPr>
+                      <w:rStyle w:val="VerbatimChar"/>
+                    </w:rPr>
+                    <w:t xml:space="preserve">git merge master</w:t>
+                  </w:r>
+                </w:p>
+              </w:tc>
+              <w:tc>
+                <w:tcPr/>
+                <w:p>
+                  <w:pPr>
+                    <w:pStyle w:val="Compact"/>
+                    <w:jc w:val="center"/>
+                  </w:pPr>
+                  <w:r>
+                    <w:t xml:space="preserve">while on</w:t>
+                  </w:r>
+                  <w:r>
+                    <w:t xml:space="preserve"> </w:t>
+                  </w:r>
+                  <w:r>
+                    <w:rPr>
+                      <w:rStyle w:val="VerbatimChar"/>
+                    </w:rPr>
+                    <w:t xml:space="preserve">&lt;branch_name&gt;</w:t>
+                  </w:r>
+                  <w:r>
+                    <w:t xml:space="preserve">, merge changes from</w:t>
+                  </w:r>
+                  <w:r>
+                    <w:t xml:space="preserve"> </w:t>
+                  </w:r>
+                  <w:r>
+                    <w:rPr>
+                      <w:rStyle w:val="VerbatimChar"/>
+                    </w:rPr>
+                    <w:t xml:space="preserve">master</w:t>
+                  </w:r>
+                  <w:r>
+                    <w:t xml:space="preserve"> </w:t>
+                  </w:r>
+                  <w:r>
+                    <w:t xml:space="preserve">into it (does not switch branches)</w:t>
                   </w:r>
                 </w:p>
               </w:tc>
